--- a/output/qa-coa-verification/qa-coa-sample.docx
+++ b/output/qa-coa-verification/qa-coa-sample.docx
@@ -82,7 +82,7 @@
         <w:rPr>
           <w:rFonts w:ascii="Times New Roman" w:hAnsi="Times New Roman" w:cs="Times New Roman"/>
         </w:rPr>
-        <w:t>Date: 3 September 2026</w:t>
+        <w:t>Date: 03-09-2026</w:t>
       </w:r>
     </w:p>
     <w:p>
